--- a/reihen/01-wurzeln/11-stunde-irrationale-zahlen.docx
+++ b/reihen/01-wurzeln/11-stunde-irrationale-zahlen.docx
@@ -963,7 +963,7 @@
         <w:t>Hausaufgabe</w:t>
       </w:r>
       <w:r>
-        <w:t>: AB Aufgabe 4 (Zahlen einordnen) und LS 9, Kap. 3: S. __ Nr. __ (bitte eintragen).</w:t>
+        <w:t>: AB Aufgabe 4 (Zahlen einordnen) und: „Suche im Alltag eine Situation, in der √2 oder π vorkommt.“ (Auflösung Do: DIN-A4-Blatt!)</w:t>
       </w:r>
     </w:p>
     <w:sectPr>
